--- a/docs/my_research_work.docx
+++ b/docs/my_research_work.docx
@@ -121,19 +121,29 @@
                 <w:txbxContent>
                   <w:p>
                     <w:pPr>
-                      <w:ind w:left="170" w:right="169"/>
                       <w:jc w:val="center"/>
-                      <w:rPr>
-                        <w:b/>
-                        <w:sz w:val="24"/>
-                      </w:rPr>
+                      <w:spacing w:before="0" w:after="0" w:line="240" w:lineRule="auto"/>
                     </w:pPr>
                     <w:r>
                       <w:rPr>
-                        <w:b/>
-                        <w:sz w:val="24"/>
+                        <w:rFonts w:ascii="Times New Roman" w:hAnsi="Times New Roman" w:cs="Times New Roman"/>
+                        <w:sz w:val="22"/>
                       </w:rPr>
-                      <w:t>Министерство науки и высшего образования Российской Федерации Федеральное государственное автономное образовательное учреждениевысшего образования«Московский государственный технический университет имени Н.Э. Баумана(национальный исследовательский университет)» (МГТУ им. Н.Э. Баумана)ФАКУЛЬТЕТ«Робототехника и комплексная автоматизация»</w:t>
+                      <w:t>Министерство науки и высшего образования Российской Федерации</w:t>
+                      <w:br/>
+                      <w:t>Федеральное государственное автономное образовательное учреждение</w:t>
+                      <w:br/>
+                      <w:t>высшего образования</w:t>
+                      <w:br/>
+                      <w:t>«Московский государственный технический университет</w:t>
+                      <w:br/>
+                      <w:t>имени Н.Э. Баумана</w:t>
+                      <w:br/>
+                      <w:t>(национальный исследовательский университет)»</w:t>
+                      <w:br/>
+                      <w:t>(МГТУ им. Н.Э. Баумана)</w:t>
+                      <w:br/>
+                      <w:t>ФАКУЛЬТЕТ «Робототехника и комплексная автоматизация»</w:t>
                     </w:r>
                   </w:p>
                   <w:p>
@@ -1049,7 +1059,7 @@
             </w:rPr>
             <w:fldChar w:fldCharType="separate"/>
           </w:r>
-          <w:hyperlink w:anchor="_Toc242390646" w:history="1">
+          <w:hyperlink w:anchor="_Toc242391974" w:history="1">
             <w:r>
               <w:rPr>
                 <w:rStyle w:val="af0"/>
@@ -1077,7 +1087,7 @@
                 <w:noProof/>
                 <w:webHidden/>
               </w:rPr>
-              <w:instrText xml:space="preserve"> PAGEREF _Toc242390646 \h </w:instrText>
+              <w:instrText xml:space="preserve"> PAGEREF _Toc242391974 \h </w:instrText>
             </w:r>
             <w:r>
               <w:rPr>
@@ -1097,7 +1107,7 @@
                 <w:noProof/>
                 <w:webHidden/>
               </w:rPr>
-              <w:t>3</w:t>
+              <w:t>2</w:t>
             </w:r>
             <w:r>
               <w:rPr>
@@ -1123,7 +1133,7 @@
               <w14:ligatures w14:val="standardContextual"/>
             </w:rPr>
           </w:pPr>
-          <w:hyperlink w:anchor="_Toc242390647" w:history="1">
+          <w:hyperlink w:anchor="_Toc242391975" w:history="1">
             <w:r>
               <w:rPr>
                 <w:rStyle w:val="af0"/>
@@ -1151,7 +1161,7 @@
                 <w:noProof/>
                 <w:webHidden/>
               </w:rPr>
-              <w:instrText xml:space="preserve"> PAGEREF _Toc242390647 \h </w:instrText>
+              <w:instrText xml:space="preserve"> PAGEREF _Toc242391975 \h </w:instrText>
             </w:r>
             <w:r>
               <w:rPr>
@@ -1171,7 +1181,7 @@
                 <w:noProof/>
                 <w:webHidden/>
               </w:rPr>
-              <w:t>3</w:t>
+              <w:t>2</w:t>
             </w:r>
             <w:r>
               <w:rPr>
@@ -1197,7 +1207,7 @@
               <w14:ligatures w14:val="standardContextual"/>
             </w:rPr>
           </w:pPr>
-          <w:hyperlink w:anchor="_Toc242390648" w:history="1">
+          <w:hyperlink w:anchor="_Toc242391976" w:history="1">
             <w:r>
               <w:rPr>
                 <w:rStyle w:val="af0"/>
@@ -1225,7 +1235,7 @@
                 <w:noProof/>
                 <w:webHidden/>
               </w:rPr>
-              <w:instrText xml:space="preserve"> PAGEREF _Toc242390648 \h </w:instrText>
+              <w:instrText xml:space="preserve"> PAGEREF _Toc242391976 \h </w:instrText>
             </w:r>
             <w:r>
               <w:rPr>
@@ -1273,7 +1283,7 @@
               <w14:ligatures w14:val="standardContextual"/>
             </w:rPr>
           </w:pPr>
-          <w:hyperlink w:anchor="_Toc242390649" w:history="1">
+          <w:hyperlink w:anchor="_Toc242391977" w:history="1">
             <w:r>
               <w:rPr>
                 <w:rStyle w:val="af0"/>
@@ -1301,7 +1311,81 @@
                 <w:noProof/>
                 <w:webHidden/>
               </w:rPr>
-              <w:instrText xml:space="preserve"> PAGEREF _Toc242390649 \h </w:instrText>
+              <w:instrText xml:space="preserve"> PAGEREF _Toc242391977 \h </w:instrText>
+            </w:r>
+            <w:r>
+              <w:rPr>
+                <w:noProof/>
+                <w:webHidden/>
+              </w:rPr>
+            </w:r>
+            <w:r>
+              <w:rPr>
+                <w:noProof/>
+                <w:webHidden/>
+              </w:rPr>
+              <w:fldChar w:fldCharType="separate"/>
+            </w:r>
+            <w:r>
+              <w:rPr>
+                <w:noProof/>
+                <w:webHidden/>
+              </w:rPr>
+              <w:t>4</w:t>
+            </w:r>
+            <w:r>
+              <w:rPr>
+                <w:noProof/>
+                <w:webHidden/>
+              </w:rPr>
+              <w:fldChar w:fldCharType="end"/>
+            </w:r>
+          </w:hyperlink>
+        </w:p>
+        <w:p>
+          <w:pPr>
+            <w:pStyle w:val="22"/>
+            <w:rPr>
+              <w:rFonts w:eastAsiaTheme="minorEastAsia" w:cstheme="minorBidi"/>
+              <w:b w:val="0"/>
+              <w:bCs w:val="0"/>
+              <w:noProof/>
+              <w:kern w:val="2"/>
+              <w:sz w:val="24"/>
+              <w:szCs w:val="24"/>
+              <w:lang w:eastAsia="ru-RU"/>
+              <w14:ligatures w14:val="standardContextual"/>
+            </w:rPr>
+          </w:pPr>
+          <w:hyperlink w:anchor="_Toc242391978" w:history="1">
+            <w:r>
+              <w:rPr>
+                <w:rStyle w:val="af0"/>
+                <w:rFonts w:ascii="Times New Roman" w:hAnsi="Times New Roman" w:cs="Times New Roman"/>
+                <w:noProof/>
+              </w:rPr>
+              <w:t>Прямой индекс</w:t>
+            </w:r>
+            <w:r>
+              <w:rPr>
+                <w:noProof/>
+                <w:webHidden/>
+              </w:rPr>
+              <w:tab/>
+            </w:r>
+            <w:r>
+              <w:rPr>
+                <w:noProof/>
+                <w:webHidden/>
+              </w:rPr>
+              <w:fldChar w:fldCharType="begin"/>
+            </w:r>
+            <w:r>
+              <w:rPr>
+                <w:noProof/>
+                <w:webHidden/>
+              </w:rPr>
+              <w:instrText xml:space="preserve"> PAGEREF _Toc242391978 \h </w:instrText>
             </w:r>
             <w:r>
               <w:rPr>
@@ -1347,81 +1431,7 @@
               <w14:ligatures w14:val="standardContextual"/>
             </w:rPr>
           </w:pPr>
-          <w:hyperlink w:anchor="_Toc242390650" w:history="1">
-            <w:r>
-              <w:rPr>
-                <w:rStyle w:val="af0"/>
-                <w:rFonts w:ascii="Times New Roman" w:hAnsi="Times New Roman" w:cs="Times New Roman"/>
-                <w:noProof/>
-              </w:rPr>
-              <w:t>Прямой индекс</w:t>
-            </w:r>
-            <w:r>
-              <w:rPr>
-                <w:noProof/>
-                <w:webHidden/>
-              </w:rPr>
-              <w:tab/>
-            </w:r>
-            <w:r>
-              <w:rPr>
-                <w:noProof/>
-                <w:webHidden/>
-              </w:rPr>
-              <w:fldChar w:fldCharType="begin"/>
-            </w:r>
-            <w:r>
-              <w:rPr>
-                <w:noProof/>
-                <w:webHidden/>
-              </w:rPr>
-              <w:instrText xml:space="preserve"> PAGEREF _Toc242390650 \h </w:instrText>
-            </w:r>
-            <w:r>
-              <w:rPr>
-                <w:noProof/>
-                <w:webHidden/>
-              </w:rPr>
-            </w:r>
-            <w:r>
-              <w:rPr>
-                <w:noProof/>
-                <w:webHidden/>
-              </w:rPr>
-              <w:fldChar w:fldCharType="separate"/>
-            </w:r>
-            <w:r>
-              <w:rPr>
-                <w:noProof/>
-                <w:webHidden/>
-              </w:rPr>
-              <w:t>5</w:t>
-            </w:r>
-            <w:r>
-              <w:rPr>
-                <w:noProof/>
-                <w:webHidden/>
-              </w:rPr>
-              <w:fldChar w:fldCharType="end"/>
-            </w:r>
-          </w:hyperlink>
-        </w:p>
-        <w:p>
-          <w:pPr>
-            <w:pStyle w:val="22"/>
-            <w:rPr>
-              <w:rFonts w:eastAsiaTheme="minorEastAsia" w:cstheme="minorBidi"/>
-              <w:b w:val="0"/>
-              <w:bCs w:val="0"/>
-              <w:noProof/>
-              <w:kern w:val="2"/>
-              <w:sz w:val="24"/>
-              <w:szCs w:val="24"/>
-              <w:lang w:eastAsia="ru-RU"/>
-              <w14:ligatures w14:val="standardContextual"/>
-            </w:rPr>
-          </w:pPr>
-          <w:hyperlink w:anchor="_Toc242390651" w:history="1">
+          <w:hyperlink w:anchor="_Toc242391979" w:history="1">
             <w:r>
               <w:rPr>
                 <w:rStyle w:val="af0"/>
@@ -1449,7 +1459,7 @@
                 <w:noProof/>
                 <w:webHidden/>
               </w:rPr>
-              <w:instrText xml:space="preserve"> PAGEREF _Toc242390651 \h </w:instrText>
+              <w:instrText xml:space="preserve"> PAGEREF _Toc242391979 \h </w:instrText>
             </w:r>
             <w:r>
               <w:rPr>
@@ -1495,7 +1505,7 @@
               <w14:ligatures w14:val="standardContextual"/>
             </w:rPr>
           </w:pPr>
-          <w:hyperlink w:anchor="_Toc242390652" w:history="1">
+          <w:hyperlink w:anchor="_Toc242391980" w:history="1">
             <w:r>
               <w:rPr>
                 <w:rStyle w:val="af0"/>
@@ -1523,7 +1533,7 @@
                 <w:noProof/>
                 <w:webHidden/>
               </w:rPr>
-              <w:instrText xml:space="preserve"> PAGEREF _Toc242390652 \h </w:instrText>
+              <w:instrText xml:space="preserve"> PAGEREF _Toc242391980 \h </w:instrText>
             </w:r>
             <w:r>
               <w:rPr>
@@ -1569,7 +1579,7 @@
               <w14:ligatures w14:val="standardContextual"/>
             </w:rPr>
           </w:pPr>
-          <w:hyperlink w:anchor="_Toc242390653" w:history="1">
+          <w:hyperlink w:anchor="_Toc242391981" w:history="1">
             <w:r>
               <w:rPr>
                 <w:rStyle w:val="af0"/>
@@ -1597,7 +1607,7 @@
                 <w:noProof/>
                 <w:webHidden/>
               </w:rPr>
-              <w:instrText xml:space="preserve"> PAGEREF _Toc242390653 \h </w:instrText>
+              <w:instrText xml:space="preserve"> PAGEREF _Toc242391981 \h </w:instrText>
             </w:r>
             <w:r>
               <w:rPr>
@@ -1645,7 +1655,7 @@
               <w14:ligatures w14:val="standardContextual"/>
             </w:rPr>
           </w:pPr>
-          <w:hyperlink w:anchor="_Toc242390654" w:history="1">
+          <w:hyperlink w:anchor="_Toc242391982" w:history="1">
             <w:r>
               <w:rPr>
                 <w:rStyle w:val="af0"/>
@@ -1673,7 +1683,7 @@
                 <w:noProof/>
                 <w:webHidden/>
               </w:rPr>
-              <w:instrText xml:space="preserve"> PAGEREF _Toc242390654 \h </w:instrText>
+              <w:instrText xml:space="preserve"> PAGEREF _Toc242391982 \h </w:instrText>
             </w:r>
             <w:r>
               <w:rPr>
@@ -1719,7 +1729,7 @@
               <w14:ligatures w14:val="standardContextual"/>
             </w:rPr>
           </w:pPr>
-          <w:hyperlink w:anchor="_Toc242390655" w:history="1">
+          <w:hyperlink w:anchor="_Toc242391983" w:history="1">
             <w:r>
               <w:rPr>
                 <w:rStyle w:val="af0"/>
@@ -1747,7 +1757,7 @@
                 <w:noProof/>
                 <w:webHidden/>
               </w:rPr>
-              <w:instrText xml:space="preserve"> PAGEREF _Toc242390655 \h </w:instrText>
+              <w:instrText xml:space="preserve"> PAGEREF _Toc242391983 \h </w:instrText>
             </w:r>
             <w:r>
               <w:rPr>
@@ -1793,7 +1803,7 @@
               <w14:ligatures w14:val="standardContextual"/>
             </w:rPr>
           </w:pPr>
-          <w:hyperlink w:anchor="_Toc242390656" w:history="1">
+          <w:hyperlink w:anchor="_Toc242391984" w:history="1">
             <w:r>
               <w:rPr>
                 <w:rStyle w:val="af0"/>
@@ -1821,7 +1831,7 @@
                 <w:noProof/>
                 <w:webHidden/>
               </w:rPr>
-              <w:instrText xml:space="preserve"> PAGEREF _Toc242390656 \h </w:instrText>
+              <w:instrText xml:space="preserve"> PAGEREF _Toc242391984 \h </w:instrText>
             </w:r>
             <w:r>
               <w:rPr>
@@ -1867,7 +1877,7 @@
               <w14:ligatures w14:val="standardContextual"/>
             </w:rPr>
           </w:pPr>
-          <w:hyperlink w:anchor="_Toc242390657" w:history="1">
+          <w:hyperlink w:anchor="_Toc242391985" w:history="1">
             <w:r>
               <w:rPr>
                 <w:rStyle w:val="af0"/>
@@ -1895,7 +1905,7 @@
                 <w:noProof/>
                 <w:webHidden/>
               </w:rPr>
-              <w:instrText xml:space="preserve"> PAGEREF _Toc242390657 \h </w:instrText>
+              <w:instrText xml:space="preserve"> PAGEREF _Toc242391985 \h </w:instrText>
             </w:r>
             <w:r>
               <w:rPr>
@@ -1915,7 +1925,7 @@
                 <w:noProof/>
                 <w:webHidden/>
               </w:rPr>
-              <w:t>21</w:t>
+              <w:t>20</w:t>
             </w:r>
             <w:r>
               <w:rPr>
@@ -1941,7 +1951,7 @@
               <w14:ligatures w14:val="standardContextual"/>
             </w:rPr>
           </w:pPr>
-          <w:hyperlink w:anchor="_Toc242390658" w:history="1">
+          <w:hyperlink w:anchor="_Toc242391986" w:history="1">
             <w:r>
               <w:rPr>
                 <w:rStyle w:val="af0"/>
@@ -1969,7 +1979,7 @@
                 <w:noProof/>
                 <w:webHidden/>
               </w:rPr>
-              <w:instrText xml:space="preserve"> PAGEREF _Toc242390658 \h </w:instrText>
+              <w:instrText xml:space="preserve"> PAGEREF _Toc242391986 \h </w:instrText>
             </w:r>
             <w:r>
               <w:rPr>
@@ -2017,7 +2027,7 @@
               <w14:ligatures w14:val="standardContextual"/>
             </w:rPr>
           </w:pPr>
-          <w:hyperlink w:anchor="_Toc242390659" w:history="1">
+          <w:hyperlink w:anchor="_Toc242391987" w:history="1">
             <w:r>
               <w:rPr>
                 <w:rStyle w:val="af0"/>
@@ -2045,7 +2055,7 @@
                 <w:noProof/>
                 <w:webHidden/>
               </w:rPr>
-              <w:instrText xml:space="preserve"> PAGEREF _Toc242390659 \h </w:instrText>
+              <w:instrText xml:space="preserve"> PAGEREF _Toc242391987 \h </w:instrText>
             </w:r>
             <w:r>
               <w:rPr>
@@ -2091,7 +2101,7 @@
               <w14:ligatures w14:val="standardContextual"/>
             </w:rPr>
           </w:pPr>
-          <w:hyperlink w:anchor="_Toc242390660" w:history="1">
+          <w:hyperlink w:anchor="_Toc242391988" w:history="1">
             <w:r>
               <w:rPr>
                 <w:rStyle w:val="af0"/>
@@ -2119,7 +2129,7 @@
                 <w:noProof/>
                 <w:webHidden/>
               </w:rPr>
-              <w:instrText xml:space="preserve"> PAGEREF _Toc242390660 \h </w:instrText>
+              <w:instrText xml:space="preserve"> PAGEREF _Toc242391988 \h </w:instrText>
             </w:r>
             <w:r>
               <w:rPr>
@@ -2165,7 +2175,7 @@
               <w14:ligatures w14:val="standardContextual"/>
             </w:rPr>
           </w:pPr>
-          <w:hyperlink w:anchor="_Toc242390661" w:history="1">
+          <w:hyperlink w:anchor="_Toc242391989" w:history="1">
             <w:r>
               <w:rPr>
                 <w:rStyle w:val="af0"/>
@@ -2194,7 +2204,7 @@
                 <w:noProof/>
                 <w:webHidden/>
               </w:rPr>
-              <w:instrText xml:space="preserve"> PAGEREF _Toc242390661 \h </w:instrText>
+              <w:instrText xml:space="preserve"> PAGEREF _Toc242391989 \h </w:instrText>
             </w:r>
             <w:r>
               <w:rPr>
@@ -2240,7 +2250,7 @@
               <w14:ligatures w14:val="standardContextual"/>
             </w:rPr>
           </w:pPr>
-          <w:hyperlink w:anchor="_Toc242390662" w:history="1">
+          <w:hyperlink w:anchor="_Toc242391990" w:history="1">
             <w:r>
               <w:rPr>
                 <w:rStyle w:val="af0"/>
@@ -2268,7 +2278,7 @@
                 <w:noProof/>
                 <w:webHidden/>
               </w:rPr>
-              <w:instrText xml:space="preserve"> PAGEREF _Toc242390662 \h </w:instrText>
+              <w:instrText xml:space="preserve"> PAGEREF _Toc242391990 \h </w:instrText>
             </w:r>
             <w:r>
               <w:rPr>
@@ -2288,7 +2298,7 @@
                 <w:noProof/>
                 <w:webHidden/>
               </w:rPr>
-              <w:t>27</w:t>
+              <w:t>26</w:t>
             </w:r>
             <w:r>
               <w:rPr>
@@ -2314,7 +2324,7 @@
               <w14:ligatures w14:val="standardContextual"/>
             </w:rPr>
           </w:pPr>
-          <w:hyperlink w:anchor="_Toc242390663" w:history="1">
+          <w:hyperlink w:anchor="_Toc242391991" w:history="1">
             <w:r>
               <w:rPr>
                 <w:rStyle w:val="af0"/>
@@ -2342,7 +2352,7 @@
                 <w:noProof/>
                 <w:webHidden/>
               </w:rPr>
-              <w:instrText xml:space="preserve"> PAGEREF _Toc242390663 \h </w:instrText>
+              <w:instrText xml:space="preserve"> PAGEREF _Toc242391991 \h </w:instrText>
             </w:r>
             <w:r>
               <w:rPr>
@@ -2388,7 +2398,7 @@
               <w14:ligatures w14:val="standardContextual"/>
             </w:rPr>
           </w:pPr>
-          <w:hyperlink w:anchor="_Toc242390664" w:history="1">
+          <w:hyperlink w:anchor="_Toc242391992" w:history="1">
             <w:r>
               <w:rPr>
                 <w:rStyle w:val="af0"/>
@@ -2416,7 +2426,7 @@
                 <w:noProof/>
                 <w:webHidden/>
               </w:rPr>
-              <w:instrText xml:space="preserve"> PAGEREF _Toc242390664 \h </w:instrText>
+              <w:instrText xml:space="preserve"> PAGEREF _Toc242391992 \h </w:instrText>
             </w:r>
             <w:r>
               <w:rPr>
@@ -2436,7 +2446,7 @@
                 <w:noProof/>
                 <w:webHidden/>
               </w:rPr>
-              <w:t>31</w:t>
+              <w:t>30</w:t>
             </w:r>
             <w:r>
               <w:rPr>
@@ -2462,7 +2472,7 @@
               <w14:ligatures w14:val="standardContextual"/>
             </w:rPr>
           </w:pPr>
-          <w:hyperlink w:anchor="_Toc242390665" w:history="1">
+          <w:hyperlink w:anchor="_Toc242391993" w:history="1">
             <w:r>
               <w:rPr>
                 <w:rStyle w:val="af0"/>
@@ -2490,7 +2500,7 @@
                 <w:noProof/>
                 <w:webHidden/>
               </w:rPr>
-              <w:instrText xml:space="preserve"> PAGEREF _Toc242390665 \h </w:instrText>
+              <w:instrText xml:space="preserve"> PAGEREF _Toc242391993 \h </w:instrText>
             </w:r>
             <w:r>
               <w:rPr>
@@ -2538,7 +2548,7 @@
               <w14:ligatures w14:val="standardContextual"/>
             </w:rPr>
           </w:pPr>
-          <w:hyperlink w:anchor="_Toc242390666" w:history="1">
+          <w:hyperlink w:anchor="_Toc242391994" w:history="1">
             <w:r>
               <w:rPr>
                 <w:rStyle w:val="af0"/>
@@ -2566,7 +2576,7 @@
                 <w:noProof/>
                 <w:webHidden/>
               </w:rPr>
-              <w:instrText xml:space="preserve"> PAGEREF _Toc242390666 \h </w:instrText>
+              <w:instrText xml:space="preserve"> PAGEREF _Toc242391994 \h </w:instrText>
             </w:r>
             <w:r>
               <w:rPr>
@@ -2648,7 +2658,7 @@
       </w:pPr>
       <w:bookmarkStart w:id="0" w:name="_Toc194940751"/>
       <w:bookmarkStart w:id="1" w:name="_Toc194941047"/>
-      <w:bookmarkStart w:id="2" w:name="_Toc242390646"/>
+      <w:bookmarkStart w:id="2" w:name="_Toc242391974"/>
       <w:r>
         <w:rPr>
           <w:rFonts w:ascii="Times New Roman" w:hAnsi="Times New Roman" w:cs="Times New Roman"/>
@@ -2675,7 +2685,7 @@
           <w:szCs w:val="28"/>
         </w:rPr>
       </w:pPr>
-      <w:bookmarkStart w:id="3" w:name="_Toc242390647"/>
+      <w:bookmarkStart w:id="3" w:name="_Toc242391975"/>
       <w:r>
         <w:rPr>
           <w:rFonts w:ascii="Times New Roman" w:hAnsi="Times New Roman" w:cs="Times New Roman"/>
@@ -2787,7 +2797,7 @@
           <w:szCs w:val="28"/>
         </w:rPr>
       </w:pPr>
-      <w:bookmarkStart w:id="4" w:name="_Toc242390648"/>
+      <w:bookmarkStart w:id="4" w:name="_Toc242391976"/>
       <w:r>
         <w:rPr>
           <w:rFonts w:ascii="Times New Roman" w:hAnsi="Times New Roman" w:cs="Times New Roman"/>
@@ -2996,7 +3006,15 @@
           <w:sz w:val="28"/>
           <w:szCs w:val="28"/>
         </w:rPr>
-        <w:t>Фильтрация документов — отсеивание документов, не соответствующих заданным критериям, или оповещение пользователя о появлении новых документов, соответствующих его долгосрочному профилю интересов.</w:t>
+        <w:t xml:space="preserve">Фильтрация документов — отсеивание документов, не соответствующих заданным критериям, или оповещение пользователя о появлении новых </w:t>
+      </w:r>
+      <w:r>
+        <w:rPr>
+          <w:sz w:val="28"/>
+          <w:szCs w:val="28"/>
+        </w:rPr>
+        <w:lastRenderedPageBreak/>
+        <w:t>документов, соответствующих его долгосрочному профилю интересов.</w:t>
       </w:r>
     </w:p>
     <w:p>
@@ -3324,7 +3342,7 @@
           <w:color w:val="auto"/>
         </w:rPr>
       </w:pPr>
-      <w:bookmarkStart w:id="5" w:name="_Toc242390649"/>
+      <w:bookmarkStart w:id="5" w:name="_Toc242391977"/>
       <w:r>
         <w:rPr>
           <w:rFonts w:ascii="Times New Roman" w:hAnsi="Times New Roman" w:cs="Times New Roman"/>
@@ -3332,6 +3350,7 @@
           <w:bCs/>
           <w:color w:val="auto"/>
         </w:rPr>
+        <w:lastRenderedPageBreak/>
         <w:t>ИНДЕКСАЦИЯ</w:t>
       </w:r>
       <w:r>
@@ -3468,7 +3487,7 @@
           <w:szCs w:val="28"/>
         </w:rPr>
       </w:pPr>
-      <w:bookmarkStart w:id="6" w:name="_Toc242390650"/>
+      <w:bookmarkStart w:id="6" w:name="_Toc242391978"/>
       <w:r>
         <w:rPr>
           <w:rFonts w:ascii="Times New Roman" w:hAnsi="Times New Roman" w:cs="Times New Roman"/>
@@ -3931,7 +3950,15 @@
           <w:sz w:val="28"/>
           <w:szCs w:val="28"/>
         </w:rPr>
-        <w:t>охраняет полную картину содержания каждого документа, включая порядок слов (при необходимости)</w:t>
+        <w:t xml:space="preserve">охраняет полную картину содержания каждого </w:t>
+      </w:r>
+      <w:r>
+        <w:rPr>
+          <w:sz w:val="28"/>
+          <w:szCs w:val="28"/>
+        </w:rPr>
+        <w:lastRenderedPageBreak/>
+        <w:t>документа, включая порядок слов (при необходимости)</w:t>
       </w:r>
     </w:p>
     <w:p>
@@ -4057,7 +4084,7 @@
           <w:szCs w:val="28"/>
         </w:rPr>
       </w:pPr>
-      <w:bookmarkStart w:id="7" w:name="_Toc242390651"/>
+      <w:bookmarkStart w:id="7" w:name="_Toc242391979"/>
       <w:r>
         <w:rPr>
           <w:rFonts w:ascii="Times New Roman" w:hAnsi="Times New Roman" w:cs="Times New Roman"/>
@@ -4815,7 +4842,7 @@
           <w:szCs w:val="28"/>
         </w:rPr>
       </w:pPr>
-      <w:bookmarkStart w:id="8" w:name="_Toc242390652"/>
+      <w:bookmarkStart w:id="8" w:name="_Toc242391980"/>
       <w:r>
         <w:rPr>
           <w:rFonts w:ascii="Times New Roman" w:hAnsi="Times New Roman" w:cs="Times New Roman"/>
@@ -5234,6 +5261,7 @@
           <w:sz w:val="28"/>
           <w:szCs w:val="28"/>
         </w:rPr>
+        <w:lastRenderedPageBreak/>
         <w:t>Фразовый поиск (</w:t>
       </w:r>
       <w:r>
@@ -5738,7 +5766,7 @@
           <w:szCs w:val="28"/>
         </w:rPr>
       </w:pPr>
-      <w:bookmarkStart w:id="9" w:name="_Toc242390653"/>
+      <w:bookmarkStart w:id="9" w:name="_Toc242391981"/>
       <w:r>
         <w:rPr>
           <w:rFonts w:ascii="Times New Roman" w:hAnsi="Times New Roman" w:cs="Times New Roman"/>
@@ -6516,6 +6544,7 @@
           <w:sz w:val="28"/>
           <w:szCs w:val="28"/>
         </w:rPr>
+        <w:lastRenderedPageBreak/>
         <w:t>В таком представлении чисел </w:t>
       </w:r>
       <w:r>
@@ -6854,6 +6883,7 @@
           <w:sz w:val="28"/>
           <w:szCs w:val="28"/>
         </w:rPr>
+        <w:lastRenderedPageBreak/>
         <w:t>Экономия места: снижение требований к диску и RAM зависит от исходного представления, коллекции и метода сжатия; фиксированный коэффициент без измерений не гарантирован.</w:t>
       </w:r>
     </w:p>
@@ -7052,7 +7082,7 @@
           <w:color w:val="auto"/>
         </w:rPr>
       </w:pPr>
-      <w:bookmarkStart w:id="10" w:name="_Toc242390654"/>
+      <w:bookmarkStart w:id="10" w:name="_Toc242391982"/>
       <w:r>
         <w:rPr>
           <w:rFonts w:ascii="Times New Roman" w:hAnsi="Times New Roman" w:cs="Times New Roman"/>
@@ -7075,7 +7105,7 @@
           <w:szCs w:val="28"/>
         </w:rPr>
       </w:pPr>
-      <w:bookmarkStart w:id="11" w:name="_Toc242390655"/>
+      <w:bookmarkStart w:id="11" w:name="_Toc242391983"/>
       <w:r>
         <w:rPr>
           <w:rFonts w:ascii="Times New Roman" w:hAnsi="Times New Roman" w:cs="Times New Roman"/>
@@ -7336,6 +7366,7 @@
           <w:sz w:val="28"/>
           <w:szCs w:val="28"/>
         </w:rPr>
+        <w:lastRenderedPageBreak/>
         <w:t>Токенизация по словам: ["Tokenization", "is", "crucial", "for", "NLP", "."]</w:t>
       </w:r>
     </w:p>
@@ -7753,6 +7784,7 @@
           <w:sz w:val="28"/>
           <w:szCs w:val="28"/>
         </w:rPr>
+        <w:lastRenderedPageBreak/>
         <w:t>Эффективна для языков с богатой морфологией</w:t>
       </w:r>
     </w:p>
@@ -8209,6 +8241,7 @@
           <w:sz w:val="28"/>
           <w:szCs w:val="28"/>
         </w:rPr>
+        <w:lastRenderedPageBreak/>
         <w:t>Особенности:</w:t>
       </w:r>
     </w:p>
@@ -8754,6 +8787,7 @@
           <w:sz w:val="28"/>
           <w:szCs w:val="28"/>
         </w:rPr>
+        <w:lastRenderedPageBreak/>
         <w:t>Фиксированное распределение ресурсов</w:t>
       </w:r>
       <w:r>
@@ -8789,7 +8823,7 @@
           <w:szCs w:val="28"/>
         </w:rPr>
       </w:pPr>
-      <w:bookmarkStart w:id="12" w:name="_Toc242390656"/>
+      <w:bookmarkStart w:id="12" w:name="_Toc242391984"/>
       <w:r>
         <w:rPr>
           <w:rFonts w:ascii="Times New Roman" w:hAnsi="Times New Roman" w:cs="Times New Roman"/>
@@ -9663,21 +9697,18 @@
           <w:sz w:val="28"/>
           <w:szCs w:val="28"/>
         </w:rPr>
-        <w:t>Лемматизация — приведение словоформ к словарной форме. Результат зависит от словаря и части речи; неизвестные слова могут сохраняться без изменений. WordNetLemmatizer без параметра pos использует существительные и не анализирует контекст.</w:t>
-      </w:r>
-    </w:p>
-    <w:p>
-      <w:pPr>
-        <w:spacing w:line="360" w:lineRule="auto"/>
-        <w:ind w:left="-284"/>
-        <w:jc w:val="both"/>
+        <w:t xml:space="preserve">Лемматизация — приведение словоформ к словарной форме. Результат зависит от словаря и части речи; неизвестные слова могут сохраняться без </w:t>
+      </w:r>
+      <w:r>
         <w:rPr>
           <w:b/>
           <w:bCs/>
           <w:sz w:val="28"/>
           <w:szCs w:val="28"/>
         </w:rPr>
-      </w:pPr>
+        <w:lastRenderedPageBreak/>
+        <w:t>изменений. WordNetLemmatizer без параметра pos использует существительные и не анализирует контекст.</w:t>
+      </w:r>
     </w:p>
     <w:p>
       <w:pPr>
@@ -9691,155 +9722,168 @@
           <w:szCs w:val="28"/>
         </w:rPr>
       </w:pPr>
-      <w:r>
+    </w:p>
+    <w:p>
+      <w:pPr>
+        <w:spacing w:line="360" w:lineRule="auto"/>
+        <w:ind w:left="-284"/>
+        <w:jc w:val="both"/>
         <w:rPr>
           <w:b/>
           <w:bCs/>
           <w:sz w:val="28"/>
           <w:szCs w:val="28"/>
         </w:rPr>
-        <w:t>Плюсы лемматизации:</w:t>
-      </w:r>
-    </w:p>
-    <w:p>
-      <w:pPr>
-        <w:pStyle w:val="a6"/>
-        <w:numPr>
-          <w:ilvl w:val="0"/>
-          <w:numId w:val="38"/>
-        </w:numPr>
-        <w:spacing w:line="360" w:lineRule="auto"/>
-        <w:jc w:val="both"/>
-        <w:rPr>
-          <w:sz w:val="28"/>
-          <w:szCs w:val="28"/>
-        </w:rPr>
-      </w:pPr>
-      <w:r>
-        <w:rPr>
-          <w:sz w:val="28"/>
-          <w:szCs w:val="28"/>
-        </w:rPr>
-        <w:t>Морфологическая точность зависит от словаря, части речи и контекста. Простая словарная лемматизация без POS-разметки не разрешает многозначность.</w:t>
-      </w:r>
-    </w:p>
-    <w:p>
-      <w:pPr>
-        <w:pStyle w:val="a6"/>
-        <w:numPr>
-          <w:ilvl w:val="0"/>
-          <w:numId w:val="38"/>
-        </w:numPr>
-        <w:spacing w:line="360" w:lineRule="auto"/>
-        <w:jc w:val="both"/>
-        <w:rPr>
-          <w:sz w:val="28"/>
-          <w:szCs w:val="28"/>
-        </w:rPr>
-      </w:pPr>
-      <w:r>
-        <w:rPr>
-          <w:sz w:val="28"/>
-          <w:szCs w:val="28"/>
-        </w:rPr>
-        <w:t>Лемма обычно является словарной формой; неизвестный токен может остаться без изменений, а неоднозначность требует морфологического анализа.</w:t>
-      </w:r>
-    </w:p>
-    <w:p>
-      <w:pPr>
-        <w:pStyle w:val="a6"/>
-        <w:numPr>
-          <w:ilvl w:val="0"/>
-          <w:numId w:val="38"/>
-        </w:numPr>
-        <w:spacing w:line="360" w:lineRule="auto"/>
-        <w:jc w:val="both"/>
-        <w:rPr>
-          <w:sz w:val="28"/>
-          <w:szCs w:val="28"/>
-        </w:rPr>
-      </w:pPr>
-      <w:r>
-        <w:rPr>
-          <w:sz w:val="28"/>
-          <w:szCs w:val="28"/>
-        </w:rPr>
-        <w:t>Указание части речи уменьшает морфологическую неоднозначность, но не гарантирует разрешение лексической омонимии.</w:t>
-      </w:r>
-    </w:p>
-    <w:p>
-      <w:pPr>
-        <w:pStyle w:val="a6"/>
-        <w:numPr>
-          <w:ilvl w:val="0"/>
-          <w:numId w:val="38"/>
-        </w:numPr>
-        <w:spacing w:line="360" w:lineRule="auto"/>
-        <w:jc w:val="both"/>
-        <w:rPr>
-          <w:sz w:val="28"/>
-          <w:szCs w:val="28"/>
-        </w:rPr>
-      </w:pPr>
-      <w:r>
-        <w:rPr>
-          <w:sz w:val="28"/>
-          <w:szCs w:val="28"/>
-        </w:rPr>
-        <w:t>Учет исключений (Словарные базы содержат исключения и неправильные формы ("went" → "go")</w:t>
-      </w:r>
-    </w:p>
-    <w:p>
-      <w:pPr>
-        <w:pStyle w:val="a6"/>
-        <w:numPr>
-          <w:ilvl w:val="0"/>
-          <w:numId w:val="38"/>
-        </w:numPr>
-        <w:spacing w:line="360" w:lineRule="auto"/>
-        <w:jc w:val="both"/>
-        <w:rPr>
-          <w:sz w:val="28"/>
-          <w:szCs w:val="28"/>
-        </w:rPr>
-      </w:pPr>
-      <w:r>
-        <w:rPr>
-          <w:sz w:val="28"/>
-          <w:szCs w:val="28"/>
-        </w:rPr>
-        <w:t>Поддержка сложных языков (хорошо работает с языками с богатой морфологией (русский, финский))</w:t>
-      </w:r>
-    </w:p>
-    <w:p>
-      <w:pPr>
-        <w:spacing w:line="360" w:lineRule="auto"/>
-        <w:jc w:val="both"/>
-        <w:rPr>
-          <w:sz w:val="28"/>
-          <w:szCs w:val="28"/>
-        </w:rPr>
-      </w:pPr>
-    </w:p>
-    <w:p>
-      <w:pPr>
-        <w:spacing w:line="360" w:lineRule="auto"/>
-        <w:ind w:left="-284"/>
-        <w:jc w:val="both"/>
+      </w:pPr>
+      <w:r>
         <w:rPr>
           <w:b/>
           <w:bCs/>
           <w:sz w:val="28"/>
           <w:szCs w:val="28"/>
         </w:rPr>
-      </w:pPr>
-      <w:r>
+        <w:t>Плюсы лемматизации:</w:t>
+      </w:r>
+    </w:p>
+    <w:p>
+      <w:pPr>
+        <w:pStyle w:val="a6"/>
+        <w:numPr>
+          <w:ilvl w:val="0"/>
+          <w:numId w:val="38"/>
+        </w:numPr>
+        <w:spacing w:line="360" w:lineRule="auto"/>
+        <w:jc w:val="both"/>
+        <w:rPr>
+          <w:sz w:val="28"/>
+          <w:szCs w:val="28"/>
+        </w:rPr>
+      </w:pPr>
+      <w:r>
+        <w:rPr>
+          <w:sz w:val="28"/>
+          <w:szCs w:val="28"/>
+        </w:rPr>
+        <w:t>Морфологическая точность зависит от словаря, части речи и контекста. Простая словарная лемматизация без POS-разметки не разрешает многозначность.</w:t>
+      </w:r>
+    </w:p>
+    <w:p>
+      <w:pPr>
+        <w:pStyle w:val="a6"/>
+        <w:numPr>
+          <w:ilvl w:val="0"/>
+          <w:numId w:val="38"/>
+        </w:numPr>
+        <w:spacing w:line="360" w:lineRule="auto"/>
+        <w:jc w:val="both"/>
+        <w:rPr>
+          <w:sz w:val="28"/>
+          <w:szCs w:val="28"/>
+        </w:rPr>
+      </w:pPr>
+      <w:r>
+        <w:rPr>
+          <w:sz w:val="28"/>
+          <w:szCs w:val="28"/>
+        </w:rPr>
+        <w:t>Лемма обычно является словарной формой; неизвестный токен может остаться без изменений, а неоднозначность требует морфологического анализа.</w:t>
+      </w:r>
+    </w:p>
+    <w:p>
+      <w:pPr>
+        <w:pStyle w:val="a6"/>
+        <w:numPr>
+          <w:ilvl w:val="0"/>
+          <w:numId w:val="38"/>
+        </w:numPr>
+        <w:spacing w:line="360" w:lineRule="auto"/>
+        <w:jc w:val="both"/>
+        <w:rPr>
+          <w:sz w:val="28"/>
+          <w:szCs w:val="28"/>
+        </w:rPr>
+      </w:pPr>
+      <w:r>
+        <w:rPr>
+          <w:sz w:val="28"/>
+          <w:szCs w:val="28"/>
+        </w:rPr>
+        <w:t>Указание части речи уменьшает морфологическую неоднозначность, но не гарантирует разрешение лексической омонимии.</w:t>
+      </w:r>
+    </w:p>
+    <w:p>
+      <w:pPr>
+        <w:pStyle w:val="a6"/>
+        <w:numPr>
+          <w:ilvl w:val="0"/>
+          <w:numId w:val="38"/>
+        </w:numPr>
+        <w:spacing w:line="360" w:lineRule="auto"/>
+        <w:jc w:val="both"/>
+        <w:rPr>
+          <w:sz w:val="28"/>
+          <w:szCs w:val="28"/>
+        </w:rPr>
+      </w:pPr>
+      <w:r>
+        <w:rPr>
+          <w:sz w:val="28"/>
+          <w:szCs w:val="28"/>
+        </w:rPr>
+        <w:t>Учет исключений (Словарные базы содержат исключения и неправильные формы ("went" → "go")</w:t>
+      </w:r>
+    </w:p>
+    <w:p>
+      <w:pPr>
+        <w:pStyle w:val="a6"/>
+        <w:numPr>
+          <w:ilvl w:val="0"/>
+          <w:numId w:val="38"/>
+        </w:numPr>
+        <w:spacing w:line="360" w:lineRule="auto"/>
+        <w:jc w:val="both"/>
+        <w:rPr>
+          <w:sz w:val="28"/>
+          <w:szCs w:val="28"/>
+        </w:rPr>
+      </w:pPr>
+      <w:r>
+        <w:rPr>
+          <w:sz w:val="28"/>
+          <w:szCs w:val="28"/>
+        </w:rPr>
+        <w:t>Поддержка сложных языков (хорошо работает с языками с богатой морфологией (русский, финский))</w:t>
+      </w:r>
+    </w:p>
+    <w:p>
+      <w:pPr>
+        <w:spacing w:line="360" w:lineRule="auto"/>
+        <w:jc w:val="both"/>
+        <w:rPr>
+          <w:sz w:val="28"/>
+          <w:szCs w:val="28"/>
+        </w:rPr>
+      </w:pPr>
+    </w:p>
+    <w:p>
+      <w:pPr>
+        <w:spacing w:line="360" w:lineRule="auto"/>
+        <w:ind w:left="-284"/>
+        <w:jc w:val="both"/>
         <w:rPr>
           <w:b/>
           <w:bCs/>
           <w:sz w:val="28"/>
           <w:szCs w:val="28"/>
         </w:rPr>
+      </w:pPr>
+      <w:r>
+        <w:rPr>
+          <w:b/>
+          <w:bCs/>
+          <w:sz w:val="28"/>
+          <w:szCs w:val="28"/>
+        </w:rPr>
         <w:t>Минусы лемматизации:</w:t>
       </w:r>
     </w:p>
@@ -9972,7 +10016,15 @@
           <w:sz w:val="28"/>
           <w:szCs w:val="28"/>
         </w:rPr>
-        <w:t>Неоднозначность без контекста (Без указания части речи возможны ошибки (например, "замок" может быть и зданием, и механизмом))</w:t>
+        <w:t xml:space="preserve">Неоднозначность без контекста (Без указания части речи возможны ошибки </w:t>
+      </w:r>
+      <w:r>
+        <w:rPr>
+          <w:sz w:val="28"/>
+          <w:szCs w:val="28"/>
+        </w:rPr>
+        <w:lastRenderedPageBreak/>
+        <w:t>(например, "замок" может быть и зданием, и механизмом))</w:t>
       </w:r>
     </w:p>
     <w:p>
@@ -9999,7 +10051,7 @@
           <w:szCs w:val="28"/>
         </w:rPr>
       </w:pPr>
-      <w:bookmarkStart w:id="13" w:name="_Toc242390657"/>
+      <w:bookmarkStart w:id="13" w:name="_Toc242391985"/>
       <w:r>
         <w:rPr>
           <w:rStyle w:val="30"/>
@@ -10471,6 +10523,7 @@
           <w:sz w:val="28"/>
           <w:szCs w:val="28"/>
         </w:rPr>
+        <w:lastRenderedPageBreak/>
         <w:t>Чат-боты и виртуальные ассистенты</w:t>
       </w:r>
       <w:r>
@@ -10588,7 +10641,7 @@
           <w:szCs w:val="28"/>
         </w:rPr>
       </w:pPr>
-      <w:bookmarkStart w:id="14" w:name="_Toc242390658"/>
+      <w:bookmarkStart w:id="14" w:name="_Toc242391986"/>
       <w:r>
         <w:rPr>
           <w:rFonts w:ascii="Times New Roman" w:hAnsi="Times New Roman" w:cs="Times New Roman"/>
@@ -10983,7 +11036,15 @@
           <w:sz w:val="28"/>
           <w:szCs w:val="28"/>
         </w:rPr>
-        <w:t>странение нерелевантных совпадений по служебным словам</w:t>
+        <w:t xml:space="preserve">странение нерелевантных совпадений по служебным </w:t>
+      </w:r>
+      <w:r>
+        <w:rPr>
+          <w:sz w:val="28"/>
+          <w:szCs w:val="28"/>
+        </w:rPr>
+        <w:lastRenderedPageBreak/>
+        <w:t>словам</w:t>
       </w:r>
       <w:r>
         <w:rPr>
@@ -11447,7 +11508,7 @@
           <w:color w:val="auto"/>
         </w:rPr>
       </w:pPr>
-      <w:bookmarkStart w:id="15" w:name="_Toc242390659"/>
+      <w:bookmarkStart w:id="15" w:name="_Toc242391987"/>
       <w:r>
         <w:rPr>
           <w:rFonts w:ascii="Times New Roman" w:hAnsi="Times New Roman" w:cs="Times New Roman"/>
@@ -11524,7 +11585,7 @@
           <w:szCs w:val="28"/>
         </w:rPr>
       </w:pPr>
-      <w:bookmarkStart w:id="16" w:name="_Toc242390660"/>
+      <w:bookmarkStart w:id="16" w:name="_Toc242391988"/>
       <w:r>
         <w:rPr>
           <w:rFonts w:ascii="Times New Roman" w:hAnsi="Times New Roman" w:cs="Times New Roman"/>
@@ -11589,7 +11650,15 @@
           <w:sz w:val="28"/>
           <w:szCs w:val="28"/>
         </w:rPr>
-        <w:t>. Это первая и наиболее распространенная модель информационного поиска, в которой каждый документ рассматривается как набор слов или терминов. В запросе пользователя используются логические операторы «И», «ИЛИ» и «НЕ» для создания правила поиска. Затем система возвращает все документы, соответствующие правилу.</w:t>
+        <w:t xml:space="preserve">. Это первая и наиболее распространенная модель информационного поиска, в которой каждый документ рассматривается как набор слов </w:t>
+      </w:r>
+      <w:r>
+        <w:rPr>
+          <w:sz w:val="28"/>
+          <w:szCs w:val="28"/>
+        </w:rPr>
+        <w:lastRenderedPageBreak/>
+        <w:t>или терминов. В запросе пользователя используются логические операторы «И», «ИЛИ» и «НЕ» для создания правила поиска. Затем система возвращает все документы, соответствующие правилу.</w:t>
       </w:r>
     </w:p>
     <w:p>
@@ -12215,6 +12284,7 @@
           <w:sz w:val="28"/>
           <w:szCs w:val="28"/>
         </w:rPr>
+        <w:lastRenderedPageBreak/>
         <w:t>Сложность формулировки запросов для пользователя</w:t>
       </w:r>
     </w:p>
@@ -12286,7 +12356,7 @@
           <w:lang w:val="en-US"/>
         </w:rPr>
       </w:pPr>
-      <w:bookmarkStart w:id="17" w:name="_Toc242390661"/>
+      <w:bookmarkStart w:id="17" w:name="_Toc242391989"/>
       <w:r>
         <w:rPr>
           <w:rFonts w:ascii="Times New Roman" w:hAnsi="Times New Roman" w:cs="Times New Roman"/>
@@ -12902,6 +12972,7 @@
           <w:szCs w:val="28"/>
           <w:lang w:val="en-US"/>
         </w:rPr>
+        <w:lastRenderedPageBreak/>
         <w:t>TF-IDF</w:t>
       </w:r>
     </w:p>
@@ -13610,7 +13681,7 @@
           <w:szCs w:val="28"/>
         </w:rPr>
       </w:pPr>
-      <w:bookmarkStart w:id="18" w:name="_Toc242390662"/>
+      <w:bookmarkStart w:id="18" w:name="_Toc242391990"/>
       <w:r>
         <w:rPr>
           <w:rFonts w:ascii="Times New Roman" w:hAnsi="Times New Roman" w:cs="Times New Roman"/>
@@ -13618,6 +13689,7 @@
           <w:sz w:val="28"/>
           <w:szCs w:val="28"/>
         </w:rPr>
+        <w:lastRenderedPageBreak/>
         <w:t>BM25 (Best Matching 25)</w:t>
       </w:r>
       <w:bookmarkEnd w:id="18"/>
@@ -13903,6 +13975,9 @@
         </w:rPr>
       </w:pPr>
       <w:r>
+        <w:rPr>
+          <w:lang w:val="en-US"/>
+        </w:rPr>
         <w:t>TF_BM25(t,d) = freq(t,d)*(k1+1) / (freq(t,d)+k1*(1-b+b*|d|/avgdl))</w:t>
       </w:r>
     </w:p>
@@ -13988,7 +14063,74 @@
           <w:szCs w:val="28"/>
           <w:lang w:val="en-US"/>
         </w:rPr>
-        <w:t>freq(t, d) — число вхождений термина t в документ d.</w:t>
+        <w:t>freq</w:t>
+      </w:r>
+      <w:r>
+        <w:rPr>
+          <w:sz w:val="28"/>
+          <w:szCs w:val="28"/>
+        </w:rPr>
+        <w:t>(</w:t>
+      </w:r>
+      <w:r>
+        <w:rPr>
+          <w:sz w:val="28"/>
+          <w:szCs w:val="28"/>
+          <w:lang w:val="en-US"/>
+        </w:rPr>
+        <w:t>t</w:t>
+      </w:r>
+      <w:r>
+        <w:rPr>
+          <w:sz w:val="28"/>
+          <w:szCs w:val="28"/>
+        </w:rPr>
+        <w:t xml:space="preserve">, </w:t>
+      </w:r>
+      <w:r>
+        <w:rPr>
+          <w:sz w:val="28"/>
+          <w:szCs w:val="28"/>
+          <w:lang w:val="en-US"/>
+        </w:rPr>
+        <w:t>d</w:t>
+      </w:r>
+      <w:r>
+        <w:rPr>
+          <w:sz w:val="28"/>
+          <w:szCs w:val="28"/>
+        </w:rPr>
+        <w:t xml:space="preserve">) — число вхождений термина </w:t>
+      </w:r>
+      <w:r>
+        <w:rPr>
+          <w:sz w:val="28"/>
+          <w:szCs w:val="28"/>
+          <w:lang w:val="en-US"/>
+        </w:rPr>
+        <w:t>t</w:t>
+      </w:r>
+      <w:r>
+        <w:rPr>
+          <w:sz w:val="28"/>
+          <w:szCs w:val="28"/>
+        </w:rPr>
+        <w:t xml:space="preserve"> в документ </w:t>
+      </w:r>
+      <w:r>
+        <w:rPr>
+          <w:sz w:val="28"/>
+          <w:szCs w:val="28"/>
+          <w:lang w:val="en-US"/>
+        </w:rPr>
+        <w:t>d</w:t>
+      </w:r>
+      <w:r>
+        <w:rPr>
+          <w:sz w:val="28"/>
+          <w:szCs w:val="28"/>
+        </w:rPr>
+        <w:t>.</w:t>
       </w:r>
     </w:p>
     <w:p>
@@ -14238,11 +14380,14 @@
         <w:rPr>
           <w:sz w:val="28"/>
           <w:szCs w:val="28"/>
-          <w:lang w:val="en-US"/>
-        </w:rPr>
-      </w:pPr>
-      <w:r>
-        <w:t>IDF_BM25(t) = ln(1 + (N-df(t)+0.5)/(df(t)+0.5)); в практической части выбран положительный сглаженный вариант.</w:t>
+        </w:rPr>
+      </w:pPr>
+      <w:r>
+        <w:t xml:space="preserve">IDF_BM25(t) = ln(1 + (N-df(t)+0.5)/(df(t)+0.5)); в практической части выбран положительный </w:t>
+      </w:r>
+      <w:r>
+        <w:lastRenderedPageBreak/>
+        <w:t>сглаженный вариант.</w:t>
       </w:r>
     </w:p>
     <w:p>
@@ -15022,6 +15167,7 @@
           <w:sz w:val="28"/>
           <w:szCs w:val="28"/>
         </w:rPr>
+        <w:lastRenderedPageBreak/>
         <w:t>Требует настройки гиперпараметров (</w:t>
       </w:r>
       <m:oMath>
@@ -15256,7 +15402,7 @@
           <w:szCs w:val="28"/>
         </w:rPr>
       </w:pPr>
-      <w:bookmarkStart w:id="19" w:name="_Toc242390663"/>
+      <w:bookmarkStart w:id="19" w:name="_Toc242391991"/>
       <w:r>
         <w:rPr>
           <w:rFonts w:ascii="Times New Roman" w:hAnsi="Times New Roman" w:cs="Times New Roman"/>
@@ -15406,6 +15552,7 @@
           <w:sz w:val="28"/>
           <w:szCs w:val="28"/>
         </w:rPr>
+        <w:lastRenderedPageBreak/>
         <w:t>Документ релевантен, если его языковая модель с высокой вероятностью могла сгенерировать запрос</w:t>
       </w:r>
     </w:p>
@@ -16897,6 +17044,7 @@
           <w:sz w:val="28"/>
           <w:szCs w:val="28"/>
         </w:rPr>
+        <w:lastRenderedPageBreak/>
         <w:t>Предположение о независимости слов не всегда соответствует реальности</w:t>
       </w:r>
     </w:p>
@@ -16943,7 +17091,7 @@
           <w:szCs w:val="28"/>
         </w:rPr>
       </w:pPr>
-      <w:bookmarkStart w:id="20" w:name="_Toc242390664"/>
+      <w:bookmarkStart w:id="20" w:name="_Toc242391992"/>
       <w:r>
         <w:rPr>
           <w:rFonts w:ascii="Times New Roman" w:hAnsi="Times New Roman" w:cs="Times New Roman"/>
@@ -17368,6 +17516,7 @@
           <w:sz w:val="28"/>
           <w:szCs w:val="28"/>
         </w:rPr>
+        <w:lastRenderedPageBreak/>
         <w:t xml:space="preserve">Методы: </w:t>
       </w:r>
       <w:r>
@@ -17825,6 +17974,7 @@
           <w:sz w:val="28"/>
           <w:szCs w:val="28"/>
         </w:rPr>
+        <w:lastRenderedPageBreak/>
         <w:t>Сложность интерпретации</w:t>
       </w:r>
     </w:p>
@@ -17925,7 +18075,7 @@
           <w:szCs w:val="28"/>
         </w:rPr>
       </w:pPr>
-      <w:bookmarkStart w:id="21" w:name="_Toc242390665"/>
+      <w:bookmarkStart w:id="21" w:name="_Toc242391993"/>
       <w:r>
         <w:rPr>
           <w:rFonts w:ascii="Times New Roman" w:hAnsi="Times New Roman" w:cs="Times New Roman"/>
@@ -18185,7 +18335,15 @@
           <w:sz w:val="28"/>
           <w:szCs w:val="28"/>
         </w:rPr>
-        <w:t>Актуализация после обновления индекса: добавленный документ должен быть обработан и проиндексирован, прежде чем поиск сможет использовать его.</w:t>
+        <w:t xml:space="preserve">Актуализация после обновления индекса: добавленный документ должен быть обработан и проиндексирован, прежде чем поиск сможет </w:t>
+      </w:r>
+      <w:r>
+        <w:rPr>
+          <w:sz w:val="28"/>
+          <w:szCs w:val="28"/>
+        </w:rPr>
+        <w:lastRenderedPageBreak/>
+        <w:t>использовать его.</w:t>
       </w:r>
     </w:p>
     <w:p>
@@ -18447,7 +18605,7 @@
           <w:color w:val="auto"/>
         </w:rPr>
       </w:pPr>
-      <w:bookmarkStart w:id="22" w:name="_Toc242390666"/>
+      <w:bookmarkStart w:id="22" w:name="_Toc242391994"/>
       <w:r>
         <w:rPr>
           <w:rFonts w:ascii="Times New Roman" w:hAnsi="Times New Roman" w:cs="Times New Roman"/>
@@ -20353,7 +20511,16 @@
             <w:sz w:val="28"/>
             <w:szCs w:val="28"/>
           </w:rPr>
-          <w:t>https://ru.wikipedia.org/wiki/%D0%93%D0%B5%D0%BD%D0%B5%D1%80%D0%B0%D1%86%D0%B8%D1%8F_%D1%81_%D0%B4%D0%BE%D0%BF%D0%BE%D0%BB%D0%BD%D0%B5%D0%BD%D0%BD%D0%BE%D0%B9_%D0%B2%D1%8B%D0%B1%D0%BE%D1%80%D0%BA%D0%BE%D0%B9?ysclid=mn66atwpjj649162128</w:t>
+          <w:t>https://ru.wikipedia.org/wiki/%D0%93%D0%B5%D0%BD%D0%B5%D1%80%D0%B0%D1%86%D0%B8%D1%8F_%D1%81_%D0%B4%D0%BE%D0%BF%D0</w:t>
+        </w:r>
+        <w:r>
+          <w:rPr>
+            <w:rStyle w:val="af0"/>
+            <w:sz w:val="28"/>
+            <w:szCs w:val="28"/>
+          </w:rPr>
+          <w:lastRenderedPageBreak/>
+          <w:t>%BE%D0%BB%D0%BD%D0%B5%D0%BD%D0%BD%D0%BE%D0%B9_%D0%B2%D1%8B%D0%B1%D0%BE%D1%80%D0%BA%D0%BE%D0%B9?ysclid=mn66atwpjj649162128</w:t>
         </w:r>
       </w:hyperlink>
     </w:p>
